--- a/HITRUST-CSF/CSW-HITRUST-Compliance-Report.docx
+++ b/HITRUST-CSF/CSW-HITRUST-Compliance-Report.docx
@@ -171,6 +171,62 @@
     </w:p>
     <w:bookmarkEnd w:id="11"/>
     <w:bookmarkStart w:id="12" w:name="executive-summary"/>
+    <w:p>
+      <w:pPr>
+        <w:pStyle w:val="Heading2"/>
+      </w:pPr>
+      <w:r>
+        <w:t>How to read the coverage words</w:t>
+      </w:r>
+    </w:p>
+    <w:p>
+      <w:pPr/>
+      <w:r>
+        <w:rPr>
+          <w:b/>
+        </w:rPr>
+        <w:t>Full Coverage</w:t>
+      </w:r>
+      <w:r>
+        <w:t xml:space="preserve"> on the older reports means Secure Workload can produce that row's artifact. It does not mean the control is met.</w:t>
+      </w:r>
+    </w:p>
+    <w:p>
+      <w:pPr/>
+      <w:r>
+        <w:rPr>
+          <w:b/>
+        </w:rPr>
+        <w:t>Partial Coverage</w:t>
+      </w:r>
+      <w:r>
+        <w:t xml:space="preserve"> means file that export next to another control.</w:t>
+      </w:r>
+    </w:p>
+    <w:p>
+      <w:pPr/>
+      <w:r>
+        <w:rPr>
+          <w:b/>
+        </w:rPr>
+        <w:t>Evidence Required</w:t>
+      </w:r>
+      <w:r>
+        <w:t xml:space="preserve"> means Secure Workload has no record. The customer files the contract, the analysis, or the HR or physical-security evidence.</w:t>
+      </w:r>
+    </w:p>
+    <w:p>
+      <w:pPr/>
+      <w:r>
+        <w:rPr>
+          <w:b/>
+        </w:rPr>
+        <w:t>Direct, Supporting, and Out of scope</w:t>
+      </w:r>
+      <w:r>
+        <w:t xml:space="preserve"> on the newer reports are the same idea in different words. Direct is still evidence, not a pass.</w:t>
+      </w:r>
+    </w:p>
     <w:p>
       <w:pPr>
         <w:pStyle w:val="Heading2"/>

--- a/HITRUST-CSF/CSW-HITRUST-Compliance-Report.docx
+++ b/HITRUST-CSF/CSW-HITRUST-Compliance-Report.docx
@@ -10,7 +10,7 @@
         <w:t xml:space="preserve">Cisco Secure Workload - HITRUST CSF Compliance Report</w:t>
       </w:r>
     </w:p>
-    <w:bookmarkStart w:id="22" w:name="X0e521d497ed4757e8491af07daa18ecfdd2bd91"/>
+    <w:bookmarkStart w:id="23" w:name="X0e521d497ed4757e8491af07daa18ecfdd2bd91"/>
     <w:p>
       <w:pPr>
         <w:pStyle w:val="Heading1"/>
@@ -170,63 +170,103 @@
       </w:r>
     </w:p>
     <w:bookmarkEnd w:id="11"/>
-    <w:bookmarkStart w:id="12" w:name="executive-summary"/>
+    <w:bookmarkStart w:id="12" w:name="how-to-read-the-coverage-column"/>
     <w:p>
       <w:pPr>
         <w:pStyle w:val="Heading2"/>
       </w:pPr>
       <w:r>
-        <w:t>How to read the coverage words</w:t>
-      </w:r>
-    </w:p>
-    <w:p>
-      <w:pPr/>
+        <w:t xml:space="preserve">How to read the Coverage column</w:t>
+      </w:r>
+    </w:p>
+    <w:p>
+      <w:pPr>
+        <w:pStyle w:val="FirstParagraph"/>
+      </w:pPr>
+      <w:r>
+        <w:t xml:space="preserve">Every report in this set uses the same three coverage words. Coverage describes</w:t>
+      </w:r>
+      <w:r>
+        <w:t xml:space="preserve"> </w:t>
+      </w:r>
       <w:r>
         <w:rPr>
           <w:b/>
+          <w:bCs/>
         </w:rPr>
-        <w:t>Full Coverage</w:t>
-      </w:r>
-      <w:r>
-        <w:t xml:space="preserve"> on the older reports means Secure Workload can produce that row's artifact. It does not mean the control is met.</w:t>
-      </w:r>
-    </w:p>
-    <w:p>
-      <w:pPr/>
+        <w:t xml:space="preserve">what evidence CSW produces</w:t>
+      </w:r>
+      <w:r>
+        <w:t xml:space="preserve"> </w:t>
+      </w:r>
+      <w:r>
+        <w:t xml:space="preserve">for a topic — it never means the control is passed.</w:t>
+      </w:r>
+    </w:p>
+    <w:p>
+      <w:pPr>
+        <w:pStyle w:val="BodyText"/>
+      </w:pPr>
       <w:r>
         <w:rPr>
           <w:b/>
+          <w:bCs/>
         </w:rPr>
-        <w:t>Partial Coverage</w:t>
-      </w:r>
-      <w:r>
-        <w:t xml:space="preserve"> means file that export next to another control.</w:t>
-      </w:r>
-    </w:p>
-    <w:p>
-      <w:pPr/>
+        <w:t xml:space="preserve">Direct</w:t>
+      </w:r>
+      <w:r>
+        <w:t xml:space="preserve"> </w:t>
+      </w:r>
+      <w:r>
+        <w:t xml:space="preserve">— Secure Workload produces the primary evidence artifact for that topic (segmentation, policy, flow/process telemetry, inventory, vulnerability + reachability, forensic reconstruction). Direct is still evidence, not an attestation.</w:t>
+      </w:r>
+    </w:p>
+    <w:p>
+      <w:pPr>
+        <w:pStyle w:val="BodyText"/>
+      </w:pPr>
       <w:r>
         <w:rPr>
           <w:b/>
+          <w:bCs/>
         </w:rPr>
-        <w:t>Evidence Required</w:t>
-      </w:r>
-      <w:r>
-        <w:t xml:space="preserve"> means Secure Workload has no record. The customer files the contract, the analysis, or the HR or physical-security evidence.</w:t>
-      </w:r>
-    </w:p>
-    <w:p>
-      <w:pPr/>
+        <w:t xml:space="preserve">Supporting</w:t>
+      </w:r>
+      <w:r>
+        <w:t xml:space="preserve"> </w:t>
+      </w:r>
+      <w:r>
+        <w:t xml:space="preserve">— Secure Workload contributes an input that feeds or complements another control, tool, or process (e.g. detection input only, reconciled against an external register, one log source among several).</w:t>
+      </w:r>
+    </w:p>
+    <w:p>
+      <w:pPr>
+        <w:pStyle w:val="BodyText"/>
+      </w:pPr>
       <w:r>
         <w:rPr>
           <w:b/>
+          <w:bCs/>
         </w:rPr>
-        <w:t>Direct, Supporting, and Out of scope</w:t>
-      </w:r>
-      <w:r>
-        <w:t xml:space="preserve"> on the newer reports are the same idea in different words. Direct is still evidence, not a pass.</w:t>
-      </w:r>
-    </w:p>
+        <w:t xml:space="preserve">Evidence Required</w:t>
+      </w:r>
+      <w:r>
+        <w:t xml:space="preserve"> </w:t>
+      </w:r>
+      <w:r>
+        <w:t xml:space="preserve">— Secure Workload has no record for this topic. The customer supplies the contract, the analysis, or the HR / physical-security evidence from another control.</w:t>
+      </w:r>
+    </w:p>
+    <w:p>
+      <w:pPr>
+        <w:pStyle w:val="BlockText"/>
+      </w:pPr>
+      <w:r>
+        <w:t xml:space="preserve">The Coverage ratings in the topic map below are machine-derived from each row’s wording and are flagged for SE review before customer use.</w:t>
+      </w:r>
+    </w:p>
+    <w:bookmarkEnd w:id="12"/>
+    <w:bookmarkStart w:id="13" w:name="executive-summary"/>
     <w:p>
       <w:pPr>
         <w:pStyle w:val="Heading2"/>
@@ -287,8 +327,8 @@
         <w:t xml:space="preserve">a control attestation.</w:t>
       </w:r>
     </w:p>
-    <w:bookmarkEnd w:id="12"/>
-    <w:bookmarkStart w:id="13" w:name="suggested-csw-scope-pattern"/>
+    <w:bookmarkEnd w:id="13"/>
+    <w:bookmarkStart w:id="14" w:name="suggested-csw-scope-pattern"/>
     <w:p>
       <w:pPr>
         <w:pStyle w:val="Heading2"/>
@@ -361,8 +401,8 @@
         <w:t xml:space="preserve">This scope pattern should be validated with the customer’s architecture, application owners, compliance team, and assessor before it is used for formal evidence.</w:t>
       </w:r>
     </w:p>
-    <w:bookmarkEnd w:id="13"/>
-    <w:bookmarkStart w:id="14" w:name="in-scope-for-csw-evidence"/>
+    <w:bookmarkEnd w:id="14"/>
+    <w:bookmarkStart w:id="15" w:name="in-scope-for-csw-evidence"/>
     <w:p>
       <w:pPr>
         <w:pStyle w:val="Heading2"/>
@@ -431,8 +471,8 @@
         <w:t xml:space="preserve">Third-party / business-associate egress (HIPAA business-associate context)</w:t>
       </w:r>
     </w:p>
-    <w:bookmarkEnd w:id="14"/>
-    <w:bookmarkStart w:id="15" w:name="Xaed999129ed4b1f11f99b5af2968248bad86dd6"/>
+    <w:bookmarkEnd w:id="15"/>
+    <w:bookmarkStart w:id="16" w:name="Xaed999129ed4b1f11f99b5af2968248bad86dd6"/>
     <w:p>
       <w:pPr>
         <w:pStyle w:val="Heading2"/>
@@ -513,8 +553,8 @@
         <w:t xml:space="preserve">HITRUST assessor scoring and certification decisions</w:t>
       </w:r>
     </w:p>
-    <w:bookmarkEnd w:id="15"/>
-    <w:bookmarkStart w:id="16" w:name="framework-topic-csw-capability-map"/>
+    <w:bookmarkEnd w:id="16"/>
+    <w:bookmarkStart w:id="17" w:name="framework-topic-csw-capability-map"/>
     <w:p>
       <w:pPr>
         <w:pStyle w:val="Heading2"/>
@@ -529,285 +569,14 @@
         <w:tblW w:type="pct" w:w="5000"/>
         <w:tblLayout w:type="fixed"/>
         <w:tblLook w:firstRow="1" w:lastRow="0" w:firstColumn="0" w:lastColumn="0" w:noHBand="0" w:noVBand="0" w:val="0020"/>
-      </w:tblPr>
-      <w:tblGrid>
-        <w:gridCol w:w="2640"/>
-        <w:gridCol w:w="2640"/>
-        <w:gridCol w:w="2640"/>
-      </w:tblGrid>
-      <w:tr>
-        <w:trPr>
-          <w:tblHeader w:val="on"/>
-        </w:trPr>
-        <w:tc>
-          <w:tcPr/>
-          <w:p>
-            <w:pPr>
-              <w:pStyle w:val="Compact"/>
-            </w:pPr>
-            <w:r>
-              <w:t xml:space="preserve">Framework topic</w:t>
-            </w:r>
-          </w:p>
-        </w:tc>
-        <w:tc>
-          <w:tcPr/>
-          <w:p>
-            <w:pPr>
-              <w:pStyle w:val="Compact"/>
-            </w:pPr>
-            <w:r>
-              <w:t xml:space="preserve">CSW capability</w:t>
-            </w:r>
-          </w:p>
-        </w:tc>
-        <w:tc>
-          <w:tcPr/>
-          <w:p>
-            <w:pPr>
-              <w:pStyle w:val="Compact"/>
-            </w:pPr>
-            <w:r>
-              <w:t xml:space="preserve">Evidence artifact</w:t>
-            </w:r>
-          </w:p>
-        </w:tc>
-      </w:tr>
-      <w:tr>
-        <w:tc>
-          <w:tcPr/>
-          <w:p>
-            <w:pPr>
-              <w:pStyle w:val="Compact"/>
-            </w:pPr>
-            <w:r>
-              <w:t xml:space="preserve">Network segregation</w:t>
-            </w:r>
-          </w:p>
-        </w:tc>
-        <w:tc>
-          <w:tcPr/>
-          <w:p>
-            <w:pPr>
-              <w:pStyle w:val="Compact"/>
-            </w:pPr>
-            <w:r>
-              <w:t xml:space="preserve">Policy workspace + workload-to-workload allowlist</w:t>
-            </w:r>
-          </w:p>
-        </w:tc>
-        <w:tc>
-          <w:tcPr/>
-          <w:p>
-            <w:pPr>
-              <w:pStyle w:val="Compact"/>
-            </w:pPr>
-            <w:r>
-              <w:t xml:space="preserve">Workspace snapshot + observed-vs-approved flow comparison</w:t>
-            </w:r>
-          </w:p>
-        </w:tc>
-      </w:tr>
-      <w:tr>
-        <w:tc>
-          <w:tcPr/>
-          <w:p>
-            <w:pPr>
-              <w:pStyle w:val="Compact"/>
-            </w:pPr>
-            <w:r>
-              <w:t xml:space="preserve">Vulnerability management</w:t>
-            </w:r>
-          </w:p>
-        </w:tc>
-        <w:tc>
-          <w:tcPr/>
-          <w:p>
-            <w:pPr>
-              <w:pStyle w:val="Compact"/>
-            </w:pPr>
-            <w:r>
-              <w:t xml:space="preserve">Reachability-weighted CVE on regulated workloads</w:t>
-            </w:r>
-          </w:p>
-        </w:tc>
-        <w:tc>
-          <w:tcPr/>
-          <w:p>
-            <w:pPr>
-              <w:pStyle w:val="Compact"/>
-            </w:pPr>
-            <w:r>
-              <w:t xml:space="preserve">Prioritised remediation list with compensating-control register</w:t>
-            </w:r>
-          </w:p>
-        </w:tc>
-      </w:tr>
-      <w:tr>
-        <w:tc>
-          <w:tcPr/>
-          <w:p>
-            <w:pPr>
-              <w:pStyle w:val="Compact"/>
-            </w:pPr>
-            <w:r>
-              <w:t xml:space="preserve">Monitoring</w:t>
-            </w:r>
-          </w:p>
-        </w:tc>
-        <w:tc>
-          <w:tcPr/>
-          <w:p>
-            <w:pPr>
-              <w:pStyle w:val="Compact"/>
-            </w:pPr>
-            <w:r>
-              <w:t xml:space="preserve">Continuous flow + process telemetry; alerts</w:t>
-            </w:r>
-          </w:p>
-        </w:tc>
-        <w:tc>
-          <w:tcPr/>
-          <w:p>
-            <w:pPr>
-              <w:pStyle w:val="Compact"/>
-            </w:pPr>
-            <w:r>
-              <w:t xml:space="preserve">Alert and anomaly log scoped to HITRUST-CSF</w:t>
-            </w:r>
-          </w:p>
-        </w:tc>
-      </w:tr>
-      <w:tr>
-        <w:tc>
-          <w:tcPr/>
-          <w:p>
-            <w:pPr>
-              <w:pStyle w:val="Compact"/>
-            </w:pPr>
-            <w:r>
-              <w:t xml:space="preserve">Incident response</w:t>
-            </w:r>
-          </w:p>
-        </w:tc>
-        <w:tc>
-          <w:tcPr/>
-          <w:p>
-            <w:pPr>
-              <w:pStyle w:val="Compact"/>
-            </w:pPr>
-            <w:r>
-              <w:t xml:space="preserve">Forensic flow + process search across the incident window</w:t>
-            </w:r>
-          </w:p>
-        </w:tc>
-        <w:tc>
-          <w:tcPr/>
-          <w:p>
-            <w:pPr>
-              <w:pStyle w:val="Compact"/>
-            </w:pPr>
-            <w:r>
-              <w:t xml:space="preserve">Investigation pack with timeline and impact scope</w:t>
-            </w:r>
-          </w:p>
-        </w:tc>
-      </w:tr>
-      <w:tr>
-        <w:tc>
-          <w:tcPr/>
-          <w:p>
-            <w:pPr>
-              <w:pStyle w:val="Compact"/>
-            </w:pPr>
-            <w:r>
-              <w:t xml:space="preserve">Business-associate / third-party egress</w:t>
-            </w:r>
-          </w:p>
-        </w:tc>
-        <w:tc>
-          <w:tcPr/>
-          <w:p>
-            <w:pPr>
-              <w:pStyle w:val="Compact"/>
-            </w:pPr>
-            <w:r>
-              <w:t xml:space="preserve">Outbound flow summary to BA / vendor endpoints</w:t>
-            </w:r>
-          </w:p>
-        </w:tc>
-        <w:tc>
-          <w:tcPr/>
-          <w:p>
-            <w:pPr>
-              <w:pStyle w:val="Compact"/>
-            </w:pPr>
-            <w:r>
-              <w:t xml:space="preserve">BA-edge flow report</w:t>
-            </w:r>
-          </w:p>
-        </w:tc>
-      </w:tr>
-      <w:tr>
-        <w:tc>
-          <w:tcPr/>
-          <w:p>
-            <w:pPr>
-              <w:pStyle w:val="Compact"/>
-            </w:pPr>
-            <w:r>
-              <w:t xml:space="preserve">Audit support</w:t>
-            </w:r>
-          </w:p>
-        </w:tc>
-        <w:tc>
-          <w:tcPr/>
-          <w:p>
-            <w:pPr>
-              <w:pStyle w:val="Compact"/>
-            </w:pPr>
-            <w:r>
-              <w:t xml:space="preserve">Periodic evidence pack</w:t>
-            </w:r>
-          </w:p>
-        </w:tc>
-        <w:tc>
-          <w:tcPr/>
-          <w:p>
-            <w:pPr>
-              <w:pStyle w:val="Compact"/>
-            </w:pPr>
-            <w:r>
-              <w:t xml:space="preserve">Quarterly evidence bundle aligned to HITRUST authoritative-source mappings</w:t>
-            </w:r>
-          </w:p>
-        </w:tc>
-      </w:tr>
-    </w:tbl>
-    <w:bookmarkEnd w:id="16"/>
-    <w:bookmarkStart w:id="17" w:name="evidence-collection-approach"/>
-    <w:p>
-      <w:pPr>
-        <w:pStyle w:val="Heading2"/>
-      </w:pPr>
-      <w:r>
-        <w:t xml:space="preserve">Evidence Collection Approach</w:t>
-      </w:r>
-    </w:p>
-    <w:p>
-      <w:pPr>
-        <w:pStyle w:val="FirstParagraph"/>
-      </w:pPr>
-      <w:r>
-        <w:t xml:space="preserve">The table below describes per-topic evidence collection - what to collect, the CSW source area, and a suggested cadence. The cadence should be tuned to the customer’s audit cycle, regulatory cadence, and risk appetite.</w:t>
-      </w:r>
-    </w:p>
-    <w:tbl>
-      <w:tblPr>
-        <w:tblStyle w:val="Table"/>
-        <w:tblW w:type="pct" w:w="5000"/>
-        <w:tblLayout w:type="fixed"/>
-        <w:tblLook w:firstRow="1" w:lastRow="0" w:firstColumn="0" w:lastColumn="0" w:noHBand="0" w:noVBand="0" w:val="0020"/>
+        <w:tblBorders>
+          <w:top w:val="single" w:sz="4" w:space="0" w:color="BFBFBF"/>
+          <w:left w:val="single" w:sz="4" w:space="0" w:color="BFBFBF"/>
+          <w:bottom w:val="single" w:sz="4" w:space="0" w:color="BFBFBF"/>
+          <w:right w:val="single" w:sz="4" w:space="0" w:color="BFBFBF"/>
+          <w:insideH w:val="single" w:sz="4" w:space="0" w:color="BFBFBF"/>
+          <w:insideV w:val="single" w:sz="4" w:space="0" w:color="BFBFBF"/>
+        </w:tblBorders>
       </w:tblPr>
       <w:tblGrid>
         <w:gridCol w:w="1980"/>
@@ -820,46 +589,70 @@
           <w:tblHeader w:val="on"/>
         </w:trPr>
         <w:tc>
-          <w:tcPr/>
-          <w:p>
-            <w:pPr>
-              <w:pStyle w:val="Compact"/>
-            </w:pPr>
-            <w:r>
-              <w:t xml:space="preserve">Topic</w:t>
-            </w:r>
-          </w:p>
-        </w:tc>
-        <w:tc>
-          <w:tcPr/>
-          <w:p>
-            <w:pPr>
-              <w:pStyle w:val="Compact"/>
-            </w:pPr>
-            <w:r>
-              <w:t xml:space="preserve">What to collect</w:t>
-            </w:r>
-          </w:p>
-        </w:tc>
-        <w:tc>
-          <w:tcPr/>
-          <w:p>
-            <w:pPr>
-              <w:pStyle w:val="Compact"/>
-            </w:pPr>
-            <w:r>
-              <w:t xml:space="preserve">CSW source</w:t>
-            </w:r>
-          </w:p>
-        </w:tc>
-        <w:tc>
-          <w:tcPr/>
-          <w:p>
-            <w:pPr>
-              <w:pStyle w:val="Compact"/>
-            </w:pPr>
-            <w:r>
-              <w:t xml:space="preserve">Suggested cadence</w:t>
+          <w:tcPr>
+            <w:shd w:val="clear" w:color="auto" w:fill="003366"/>
+          </w:tcPr>
+          <w:p>
+            <w:pPr>
+              <w:pStyle w:val="Compact"/>
+            </w:pPr>
+            <w:r>
+              <w:rPr>
+                <w:b/>
+                <w:color w:val="FFFFFF"/>
+              </w:rPr>
+              <w:t xml:space="preserve">Framework topic</w:t>
+            </w:r>
+          </w:p>
+        </w:tc>
+        <w:tc>
+          <w:tcPr>
+            <w:shd w:val="clear" w:color="auto" w:fill="003366"/>
+          </w:tcPr>
+          <w:p>
+            <w:pPr>
+              <w:pStyle w:val="Compact"/>
+            </w:pPr>
+            <w:r>
+              <w:rPr>
+                <w:b/>
+                <w:color w:val="FFFFFF"/>
+              </w:rPr>
+              <w:t xml:space="preserve">Coverage</w:t>
+            </w:r>
+          </w:p>
+        </w:tc>
+        <w:tc>
+          <w:tcPr>
+            <w:shd w:val="clear" w:color="auto" w:fill="003366"/>
+          </w:tcPr>
+          <w:p>
+            <w:pPr>
+              <w:pStyle w:val="Compact"/>
+            </w:pPr>
+            <w:r>
+              <w:rPr>
+                <w:b/>
+                <w:color w:val="FFFFFF"/>
+              </w:rPr>
+              <w:t xml:space="preserve">CSW capability</w:t>
+            </w:r>
+          </w:p>
+        </w:tc>
+        <w:tc>
+          <w:tcPr>
+            <w:shd w:val="clear" w:color="auto" w:fill="003366"/>
+          </w:tcPr>
+          <w:p>
+            <w:pPr>
+              <w:pStyle w:val="Compact"/>
+            </w:pPr>
+            <w:r>
+              <w:rPr>
+                <w:b/>
+                <w:color w:val="FFFFFF"/>
+              </w:rPr>
+              <w:t xml:space="preserve">Evidence artifact</w:t>
             </w:r>
           </w:p>
         </w:tc>
@@ -872,7 +665,24 @@
               <w:pStyle w:val="Compact"/>
             </w:pPr>
             <w:r>
-              <w:t xml:space="preserve">Regulated-data system inventory</w:t>
+              <w:t xml:space="preserve">Network segregation</w:t>
+            </w:r>
+          </w:p>
+        </w:tc>
+        <w:tc>
+          <w:tcPr>
+            <w:shd w:val="clear" w:color="auto" w:fill="107C41"/>
+          </w:tcPr>
+          <w:p>
+            <w:pPr>
+              <w:pStyle w:val="Compact"/>
+            </w:pPr>
+            <w:r>
+              <w:rPr>
+                <w:b/>
+                <w:color w:val="FFFFFF"/>
+              </w:rPr>
+              <w:t>Direct</w:t>
             </w:r>
           </w:p>
         </w:tc>
@@ -883,7 +693,7 @@
               <w:pStyle w:val="Compact"/>
             </w:pPr>
             <w:r>
-              <w:t xml:space="preserve">Workloads with ePHI / PCI / PII labels</w:t>
+              <w:t xml:space="preserve">Policy workspace + workload-to-workload allowlist</w:t>
             </w:r>
           </w:p>
         </w:tc>
@@ -894,64 +704,65 @@
               <w:pStyle w:val="Compact"/>
             </w:pPr>
             <w:r>
-              <w:t xml:space="preserve">Inventory + scope membership export</w:t>
-            </w:r>
-          </w:p>
-        </w:tc>
-        <w:tc>
-          <w:tcPr/>
-          <w:p>
-            <w:pPr>
-              <w:pStyle w:val="Compact"/>
-            </w:pPr>
-            <w:r>
-              <w:t xml:space="preserve">Monthly</w:t>
+              <w:t xml:space="preserve">Workspace snapshot + observed-vs-approved flow comparison</w:t>
             </w:r>
           </w:p>
         </w:tc>
       </w:tr>
       <w:tr>
         <w:tc>
-          <w:tcPr/>
-          <w:p>
-            <w:pPr>
-              <w:pStyle w:val="Compact"/>
-            </w:pPr>
-            <w:r>
-              <w:t xml:space="preserve">Segmentation evidence</w:t>
-            </w:r>
-          </w:p>
-        </w:tc>
-        <w:tc>
-          <w:tcPr/>
-          <w:p>
-            <w:pPr>
-              <w:pStyle w:val="Compact"/>
-            </w:pPr>
-            <w:r>
-              <w:t xml:space="preserve">Workspace snapshot + observed-vs-approved flow comparison</w:t>
-            </w:r>
-          </w:p>
-        </w:tc>
-        <w:tc>
-          <w:tcPr/>
-          <w:p>
-            <w:pPr>
-              <w:pStyle w:val="Compact"/>
-            </w:pPr>
-            <w:r>
-              <w:t xml:space="preserve">Policy workspace export + ADM export</w:t>
-            </w:r>
-          </w:p>
-        </w:tc>
-        <w:tc>
-          <w:tcPr/>
-          <w:p>
-            <w:pPr>
-              <w:pStyle w:val="Compact"/>
-            </w:pPr>
-            <w:r>
-              <w:t xml:space="preserve">Quarterly + after each change</w:t>
+          <w:tcPr>
+            <w:shd w:val="clear" w:color="auto" w:fill="F2F2F2"/>
+          </w:tcPr>
+          <w:p>
+            <w:pPr>
+              <w:pStyle w:val="Compact"/>
+            </w:pPr>
+            <w:r>
+              <w:t xml:space="preserve">Vulnerability management</w:t>
+            </w:r>
+          </w:p>
+        </w:tc>
+        <w:tc>
+          <w:tcPr>
+            <w:shd w:val="clear" w:color="auto" w:fill="107C41"/>
+          </w:tcPr>
+          <w:p>
+            <w:pPr>
+              <w:pStyle w:val="Compact"/>
+            </w:pPr>
+            <w:r>
+              <w:rPr>
+                <w:b/>
+                <w:color w:val="FFFFFF"/>
+              </w:rPr>
+              <w:t>Direct</w:t>
+            </w:r>
+          </w:p>
+        </w:tc>
+        <w:tc>
+          <w:tcPr>
+            <w:shd w:val="clear" w:color="auto" w:fill="F2F2F2"/>
+          </w:tcPr>
+          <w:p>
+            <w:pPr>
+              <w:pStyle w:val="Compact"/>
+            </w:pPr>
+            <w:r>
+              <w:t xml:space="preserve">Reachability-weighted CVE on regulated workloads</w:t>
+            </w:r>
+          </w:p>
+        </w:tc>
+        <w:tc>
+          <w:tcPr>
+            <w:shd w:val="clear" w:color="auto" w:fill="F2F2F2"/>
+          </w:tcPr>
+          <w:p>
+            <w:pPr>
+              <w:pStyle w:val="Compact"/>
+            </w:pPr>
+            <w:r>
+              <w:t xml:space="preserve">Prioritised remediation list with compensating-control register</w:t>
             </w:r>
           </w:p>
         </w:tc>
@@ -964,7 +775,24 @@
               <w:pStyle w:val="Compact"/>
             </w:pPr>
             <w:r>
-              <w:t xml:space="preserve">Vulnerability + reachability</w:t>
+              <w:t xml:space="preserve">Monitoring</w:t>
+            </w:r>
+          </w:p>
+        </w:tc>
+        <w:tc>
+          <w:tcPr>
+            <w:shd w:val="clear" w:color="auto" w:fill="107C41"/>
+          </w:tcPr>
+          <w:p>
+            <w:pPr>
+              <w:pStyle w:val="Compact"/>
+            </w:pPr>
+            <w:r>
+              <w:rPr>
+                <w:b/>
+                <w:color w:val="FFFFFF"/>
+              </w:rPr>
+              <w:t>Direct</w:t>
             </w:r>
           </w:p>
         </w:tc>
@@ -975,7 +803,7 @@
               <w:pStyle w:val="Compact"/>
             </w:pPr>
             <w:r>
-              <w:t xml:space="preserve">CVE list weighted by reach into regulated-data systems</w:t>
+              <w:t xml:space="preserve">Continuous flow + process telemetry; alerts</w:t>
             </w:r>
           </w:p>
         </w:tc>
@@ -986,64 +814,65 @@
               <w:pStyle w:val="Compact"/>
             </w:pPr>
             <w:r>
-              <w:t xml:space="preserve">Vulnerability report scoped to HITRUST-CSF</w:t>
-            </w:r>
-          </w:p>
-        </w:tc>
-        <w:tc>
-          <w:tcPr/>
-          <w:p>
-            <w:pPr>
-              <w:pStyle w:val="Compact"/>
-            </w:pPr>
-            <w:r>
-              <w:t xml:space="preserve">Monthly</w:t>
+              <w:t xml:space="preserve">Alert and anomaly log scoped to HITRUST-CSF</w:t>
             </w:r>
           </w:p>
         </w:tc>
       </w:tr>
       <w:tr>
         <w:tc>
-          <w:tcPr/>
-          <w:p>
-            <w:pPr>
-              <w:pStyle w:val="Compact"/>
-            </w:pPr>
-            <w:r>
-              <w:t xml:space="preserve">Third-party egress reconciliation</w:t>
-            </w:r>
-          </w:p>
-        </w:tc>
-        <w:tc>
-          <w:tcPr/>
-          <w:p>
-            <w:pPr>
-              <w:pStyle w:val="Compact"/>
-            </w:pPr>
-            <w:r>
-              <w:t xml:space="preserve">Outbound flow to BA / vendor endpoints</w:t>
-            </w:r>
-          </w:p>
-        </w:tc>
-        <w:tc>
-          <w:tcPr/>
-          <w:p>
-            <w:pPr>
-              <w:pStyle w:val="Compact"/>
-            </w:pPr>
-            <w:r>
-              <w:t xml:space="preserve">Flow search filtered to BA / vendor endpoints</w:t>
-            </w:r>
-          </w:p>
-        </w:tc>
-        <w:tc>
-          <w:tcPr/>
-          <w:p>
-            <w:pPr>
-              <w:pStyle w:val="Compact"/>
-            </w:pPr>
-            <w:r>
-              <w:t xml:space="preserve">Monthly</w:t>
+          <w:tcPr>
+            <w:shd w:val="clear" w:color="auto" w:fill="F2F2F2"/>
+          </w:tcPr>
+          <w:p>
+            <w:pPr>
+              <w:pStyle w:val="Compact"/>
+            </w:pPr>
+            <w:r>
+              <w:t xml:space="preserve">Incident response</w:t>
+            </w:r>
+          </w:p>
+        </w:tc>
+        <w:tc>
+          <w:tcPr>
+            <w:shd w:val="clear" w:color="auto" w:fill="107C41"/>
+          </w:tcPr>
+          <w:p>
+            <w:pPr>
+              <w:pStyle w:val="Compact"/>
+            </w:pPr>
+            <w:r>
+              <w:rPr>
+                <w:b/>
+                <w:color w:val="FFFFFF"/>
+              </w:rPr>
+              <w:t>Direct</w:t>
+            </w:r>
+          </w:p>
+        </w:tc>
+        <w:tc>
+          <w:tcPr>
+            <w:shd w:val="clear" w:color="auto" w:fill="F2F2F2"/>
+          </w:tcPr>
+          <w:p>
+            <w:pPr>
+              <w:pStyle w:val="Compact"/>
+            </w:pPr>
+            <w:r>
+              <w:t xml:space="preserve">Forensic flow + process search across the incident window</w:t>
+            </w:r>
+          </w:p>
+        </w:tc>
+        <w:tc>
+          <w:tcPr>
+            <w:shd w:val="clear" w:color="auto" w:fill="F2F2F2"/>
+          </w:tcPr>
+          <w:p>
+            <w:pPr>
+              <w:pStyle w:val="Compact"/>
+            </w:pPr>
+            <w:r>
+              <w:t xml:space="preserve">Investigation pack with timeline and impact scope</w:t>
             </w:r>
           </w:p>
         </w:tc>
@@ -1056,7 +885,24 @@
               <w:pStyle w:val="Compact"/>
             </w:pPr>
             <w:r>
-              <w:t xml:space="preserve">Incident timeline sample</w:t>
+              <w:t xml:space="preserve">Business-associate / third-party egress</w:t>
+            </w:r>
+          </w:p>
+        </w:tc>
+        <w:tc>
+          <w:tcPr>
+            <w:shd w:val="clear" w:color="auto" w:fill="107C41"/>
+          </w:tcPr>
+          <w:p>
+            <w:pPr>
+              <w:pStyle w:val="Compact"/>
+            </w:pPr>
+            <w:r>
+              <w:rPr>
+                <w:b/>
+                <w:color w:val="FFFFFF"/>
+              </w:rPr>
+              <w:t>Direct</w:t>
             </w:r>
           </w:p>
         </w:tc>
@@ -1067,7 +913,7 @@
               <w:pStyle w:val="Compact"/>
             </w:pPr>
             <w:r>
-              <w:t xml:space="preserve">One representative incident</w:t>
+              <w:t xml:space="preserve">Outbound flow summary to BA / vendor endpoints</w:t>
             </w:r>
           </w:p>
         </w:tc>
@@ -1078,25 +924,431 @@
               <w:pStyle w:val="Compact"/>
             </w:pPr>
             <w:r>
-              <w:t xml:space="preserve">Flow + process search</w:t>
-            </w:r>
-          </w:p>
-        </w:tc>
-        <w:tc>
-          <w:tcPr/>
-          <w:p>
-            <w:pPr>
-              <w:pStyle w:val="Compact"/>
-            </w:pPr>
-            <w:r>
-              <w:t xml:space="preserve">Per incident</w:t>
+              <w:t xml:space="preserve">BA-edge flow report</w:t>
+            </w:r>
+          </w:p>
+        </w:tc>
+      </w:tr>
+      <w:tr>
+        <w:tc>
+          <w:tcPr>
+            <w:shd w:val="clear" w:color="auto" w:fill="F2F2F2"/>
+          </w:tcPr>
+          <w:p>
+            <w:pPr>
+              <w:pStyle w:val="Compact"/>
+            </w:pPr>
+            <w:r>
+              <w:t xml:space="preserve">Audit support</w:t>
+            </w:r>
+          </w:p>
+        </w:tc>
+        <w:tc>
+          <w:tcPr>
+            <w:shd w:val="clear" w:color="auto" w:fill="107C41"/>
+          </w:tcPr>
+          <w:p>
+            <w:pPr>
+              <w:pStyle w:val="Compact"/>
+            </w:pPr>
+            <w:r>
+              <w:rPr>
+                <w:b/>
+                <w:color w:val="FFFFFF"/>
+              </w:rPr>
+              <w:t>Direct</w:t>
+            </w:r>
+          </w:p>
+        </w:tc>
+        <w:tc>
+          <w:tcPr>
+            <w:shd w:val="clear" w:color="auto" w:fill="F2F2F2"/>
+          </w:tcPr>
+          <w:p>
+            <w:pPr>
+              <w:pStyle w:val="Compact"/>
+            </w:pPr>
+            <w:r>
+              <w:t xml:space="preserve">Periodic evidence pack</w:t>
+            </w:r>
+          </w:p>
+        </w:tc>
+        <w:tc>
+          <w:tcPr>
+            <w:shd w:val="clear" w:color="auto" w:fill="F2F2F2"/>
+          </w:tcPr>
+          <w:p>
+            <w:pPr>
+              <w:pStyle w:val="Compact"/>
+            </w:pPr>
+            <w:r>
+              <w:t xml:space="preserve">Quarterly evidence bundle aligned to HITRUST authoritative-source mappings</w:t>
             </w:r>
           </w:p>
         </w:tc>
       </w:tr>
     </w:tbl>
     <w:bookmarkEnd w:id="17"/>
-    <w:bookmarkStart w:id="18" w:name="pov-workshop-approach"/>
+    <w:bookmarkStart w:id="18" w:name="evidence-collection-approach"/>
+    <w:p>
+      <w:pPr>
+        <w:pStyle w:val="Heading2"/>
+      </w:pPr>
+      <w:r>
+        <w:t xml:space="preserve">Evidence Collection Approach</w:t>
+      </w:r>
+    </w:p>
+    <w:p>
+      <w:pPr>
+        <w:pStyle w:val="FirstParagraph"/>
+      </w:pPr>
+      <w:r>
+        <w:t xml:space="preserve">The table below describes per-topic evidence collection - what to collect, the CSW source area, and a suggested cadence. The cadence should be tuned to the customer’s audit cycle, regulatory cadence, and risk appetite.</w:t>
+      </w:r>
+    </w:p>
+    <w:tbl>
+      <w:tblPr>
+        <w:tblStyle w:val="Table"/>
+        <w:tblW w:type="pct" w:w="5000"/>
+        <w:tblLayout w:type="fixed"/>
+        <w:tblLook w:firstRow="1" w:lastRow="0" w:firstColumn="0" w:lastColumn="0" w:noHBand="0" w:noVBand="0" w:val="0020"/>
+        <w:tblBorders>
+          <w:top w:val="single" w:sz="4" w:space="0" w:color="BFBFBF"/>
+          <w:left w:val="single" w:sz="4" w:space="0" w:color="BFBFBF"/>
+          <w:bottom w:val="single" w:sz="4" w:space="0" w:color="BFBFBF"/>
+          <w:right w:val="single" w:sz="4" w:space="0" w:color="BFBFBF"/>
+          <w:insideH w:val="single" w:sz="4" w:space="0" w:color="BFBFBF"/>
+          <w:insideV w:val="single" w:sz="4" w:space="0" w:color="BFBFBF"/>
+        </w:tblBorders>
+      </w:tblPr>
+      <w:tblGrid>
+        <w:gridCol w:w="1980"/>
+        <w:gridCol w:w="1980"/>
+        <w:gridCol w:w="1980"/>
+        <w:gridCol w:w="1980"/>
+      </w:tblGrid>
+      <w:tr>
+        <w:trPr>
+          <w:tblHeader w:val="on"/>
+        </w:trPr>
+        <w:tc>
+          <w:tcPr>
+            <w:shd w:val="clear" w:color="auto" w:fill="003366"/>
+          </w:tcPr>
+          <w:p>
+            <w:pPr>
+              <w:pStyle w:val="Compact"/>
+            </w:pPr>
+            <w:r>
+              <w:rPr>
+                <w:b/>
+                <w:color w:val="FFFFFF"/>
+              </w:rPr>
+              <w:t xml:space="preserve">Topic</w:t>
+            </w:r>
+          </w:p>
+        </w:tc>
+        <w:tc>
+          <w:tcPr>
+            <w:shd w:val="clear" w:color="auto" w:fill="003366"/>
+          </w:tcPr>
+          <w:p>
+            <w:pPr>
+              <w:pStyle w:val="Compact"/>
+            </w:pPr>
+            <w:r>
+              <w:rPr>
+                <w:b/>
+                <w:color w:val="FFFFFF"/>
+              </w:rPr>
+              <w:t xml:space="preserve">What to collect</w:t>
+            </w:r>
+          </w:p>
+        </w:tc>
+        <w:tc>
+          <w:tcPr>
+            <w:shd w:val="clear" w:color="auto" w:fill="003366"/>
+          </w:tcPr>
+          <w:p>
+            <w:pPr>
+              <w:pStyle w:val="Compact"/>
+            </w:pPr>
+            <w:r>
+              <w:rPr>
+                <w:b/>
+                <w:color w:val="FFFFFF"/>
+              </w:rPr>
+              <w:t xml:space="preserve">CSW source</w:t>
+            </w:r>
+          </w:p>
+        </w:tc>
+        <w:tc>
+          <w:tcPr>
+            <w:shd w:val="clear" w:color="auto" w:fill="003366"/>
+          </w:tcPr>
+          <w:p>
+            <w:pPr>
+              <w:pStyle w:val="Compact"/>
+            </w:pPr>
+            <w:r>
+              <w:rPr>
+                <w:b/>
+                <w:color w:val="FFFFFF"/>
+              </w:rPr>
+              <w:t xml:space="preserve">Suggested cadence</w:t>
+            </w:r>
+          </w:p>
+        </w:tc>
+      </w:tr>
+      <w:tr>
+        <w:tc>
+          <w:tcPr/>
+          <w:p>
+            <w:pPr>
+              <w:pStyle w:val="Compact"/>
+            </w:pPr>
+            <w:r>
+              <w:t xml:space="preserve">Regulated-data system inventory</w:t>
+            </w:r>
+          </w:p>
+        </w:tc>
+        <w:tc>
+          <w:tcPr/>
+          <w:p>
+            <w:pPr>
+              <w:pStyle w:val="Compact"/>
+            </w:pPr>
+            <w:r>
+              <w:t xml:space="preserve">Workloads with ePHI / PCI / PII labels</w:t>
+            </w:r>
+          </w:p>
+        </w:tc>
+        <w:tc>
+          <w:tcPr/>
+          <w:p>
+            <w:pPr>
+              <w:pStyle w:val="Compact"/>
+            </w:pPr>
+            <w:r>
+              <w:t xml:space="preserve">Inventory + scope membership export</w:t>
+            </w:r>
+          </w:p>
+        </w:tc>
+        <w:tc>
+          <w:tcPr/>
+          <w:p>
+            <w:pPr>
+              <w:pStyle w:val="Compact"/>
+            </w:pPr>
+            <w:r>
+              <w:t xml:space="preserve">Monthly</w:t>
+            </w:r>
+          </w:p>
+        </w:tc>
+      </w:tr>
+      <w:tr>
+        <w:tc>
+          <w:tcPr>
+            <w:shd w:val="clear" w:color="auto" w:fill="F2F2F2"/>
+          </w:tcPr>
+          <w:p>
+            <w:pPr>
+              <w:pStyle w:val="Compact"/>
+            </w:pPr>
+            <w:r>
+              <w:t xml:space="preserve">Segmentation evidence</w:t>
+            </w:r>
+          </w:p>
+        </w:tc>
+        <w:tc>
+          <w:tcPr>
+            <w:shd w:val="clear" w:color="auto" w:fill="F2F2F2"/>
+          </w:tcPr>
+          <w:p>
+            <w:pPr>
+              <w:pStyle w:val="Compact"/>
+            </w:pPr>
+            <w:r>
+              <w:t xml:space="preserve">Workspace snapshot + observed-vs-approved flow comparison</w:t>
+            </w:r>
+          </w:p>
+        </w:tc>
+        <w:tc>
+          <w:tcPr>
+            <w:shd w:val="clear" w:color="auto" w:fill="F2F2F2"/>
+          </w:tcPr>
+          <w:p>
+            <w:pPr>
+              <w:pStyle w:val="Compact"/>
+            </w:pPr>
+            <w:r>
+              <w:t xml:space="preserve">Policy workspace export + ADM export</w:t>
+            </w:r>
+          </w:p>
+        </w:tc>
+        <w:tc>
+          <w:tcPr>
+            <w:shd w:val="clear" w:color="auto" w:fill="F2F2F2"/>
+          </w:tcPr>
+          <w:p>
+            <w:pPr>
+              <w:pStyle w:val="Compact"/>
+            </w:pPr>
+            <w:r>
+              <w:t xml:space="preserve">Quarterly + after each change</w:t>
+            </w:r>
+          </w:p>
+        </w:tc>
+      </w:tr>
+      <w:tr>
+        <w:tc>
+          <w:tcPr/>
+          <w:p>
+            <w:pPr>
+              <w:pStyle w:val="Compact"/>
+            </w:pPr>
+            <w:r>
+              <w:t xml:space="preserve">Vulnerability + reachability</w:t>
+            </w:r>
+          </w:p>
+        </w:tc>
+        <w:tc>
+          <w:tcPr/>
+          <w:p>
+            <w:pPr>
+              <w:pStyle w:val="Compact"/>
+            </w:pPr>
+            <w:r>
+              <w:t xml:space="preserve">CVE list weighted by reach into regulated-data systems</w:t>
+            </w:r>
+          </w:p>
+        </w:tc>
+        <w:tc>
+          <w:tcPr/>
+          <w:p>
+            <w:pPr>
+              <w:pStyle w:val="Compact"/>
+            </w:pPr>
+            <w:r>
+              <w:t xml:space="preserve">Vulnerability report scoped to HITRUST-CSF</w:t>
+            </w:r>
+          </w:p>
+        </w:tc>
+        <w:tc>
+          <w:tcPr/>
+          <w:p>
+            <w:pPr>
+              <w:pStyle w:val="Compact"/>
+            </w:pPr>
+            <w:r>
+              <w:t xml:space="preserve">Monthly</w:t>
+            </w:r>
+          </w:p>
+        </w:tc>
+      </w:tr>
+      <w:tr>
+        <w:tc>
+          <w:tcPr>
+            <w:shd w:val="clear" w:color="auto" w:fill="F2F2F2"/>
+          </w:tcPr>
+          <w:p>
+            <w:pPr>
+              <w:pStyle w:val="Compact"/>
+            </w:pPr>
+            <w:r>
+              <w:t xml:space="preserve">Third-party egress reconciliation</w:t>
+            </w:r>
+          </w:p>
+        </w:tc>
+        <w:tc>
+          <w:tcPr>
+            <w:shd w:val="clear" w:color="auto" w:fill="F2F2F2"/>
+          </w:tcPr>
+          <w:p>
+            <w:pPr>
+              <w:pStyle w:val="Compact"/>
+            </w:pPr>
+            <w:r>
+              <w:t xml:space="preserve">Outbound flow to BA / vendor endpoints</w:t>
+            </w:r>
+          </w:p>
+        </w:tc>
+        <w:tc>
+          <w:tcPr>
+            <w:shd w:val="clear" w:color="auto" w:fill="F2F2F2"/>
+          </w:tcPr>
+          <w:p>
+            <w:pPr>
+              <w:pStyle w:val="Compact"/>
+            </w:pPr>
+            <w:r>
+              <w:t xml:space="preserve">Flow search filtered to BA / vendor endpoints</w:t>
+            </w:r>
+          </w:p>
+        </w:tc>
+        <w:tc>
+          <w:tcPr>
+            <w:shd w:val="clear" w:color="auto" w:fill="F2F2F2"/>
+          </w:tcPr>
+          <w:p>
+            <w:pPr>
+              <w:pStyle w:val="Compact"/>
+            </w:pPr>
+            <w:r>
+              <w:t xml:space="preserve">Monthly</w:t>
+            </w:r>
+          </w:p>
+        </w:tc>
+      </w:tr>
+      <w:tr>
+        <w:tc>
+          <w:tcPr/>
+          <w:p>
+            <w:pPr>
+              <w:pStyle w:val="Compact"/>
+            </w:pPr>
+            <w:r>
+              <w:t xml:space="preserve">Incident timeline sample</w:t>
+            </w:r>
+          </w:p>
+        </w:tc>
+        <w:tc>
+          <w:tcPr/>
+          <w:p>
+            <w:pPr>
+              <w:pStyle w:val="Compact"/>
+            </w:pPr>
+            <w:r>
+              <w:t xml:space="preserve">One representative incident</w:t>
+            </w:r>
+          </w:p>
+        </w:tc>
+        <w:tc>
+          <w:tcPr/>
+          <w:p>
+            <w:pPr>
+              <w:pStyle w:val="Compact"/>
+            </w:pPr>
+            <w:r>
+              <w:t xml:space="preserve">Flow + process search</w:t>
+            </w:r>
+          </w:p>
+        </w:tc>
+        <w:tc>
+          <w:tcPr/>
+          <w:p>
+            <w:pPr>
+              <w:pStyle w:val="Compact"/>
+            </w:pPr>
+            <w:r>
+              <w:t xml:space="preserve">Per incident</w:t>
+            </w:r>
+          </w:p>
+        </w:tc>
+      </w:tr>
+    </w:tbl>
+    <w:bookmarkEnd w:id="18"/>
+    <w:bookmarkStart w:id="19" w:name="pov-workshop-approach"/>
     <w:p>
       <w:pPr>
         <w:pStyle w:val="Heading2"/>
@@ -1258,8 +1510,8 @@
         <w:t xml:space="preserve">Package inventory, scope, flows, policy, exceptions, and known gaps as the evidence output. Cross-reference this report’s evidence collection table with the customer’s existing audit work-papers.</w:t>
       </w:r>
     </w:p>
-    <w:bookmarkEnd w:id="18"/>
-    <w:bookmarkStart w:id="19" w:name="boundaries-and-complementary-controls"/>
+    <w:bookmarkEnd w:id="19"/>
+    <w:bookmarkStart w:id="20" w:name="boundaries-and-complementary-controls"/>
     <w:p>
       <w:pPr>
         <w:pStyle w:val="Heading2"/>
@@ -1276,8 +1528,8 @@
         <w:t xml:space="preserve">CSW does not replace HITRUST authoritative-source policy, training, governance, the HITRUST assessor’s scoring, identity lifecycle, encryption, physical and environmental controls, or HITRUST certification submission.</w:t>
       </w:r>
     </w:p>
-    <w:bookmarkEnd w:id="19"/>
-    <w:bookmarkStart w:id="20" w:name="assessor-auditor-caveat"/>
+    <w:bookmarkEnd w:id="20"/>
+    <w:bookmarkStart w:id="21" w:name="assessor-auditor-caveat"/>
     <w:p>
       <w:pPr>
         <w:pStyle w:val="Heading2"/>
@@ -1294,8 +1546,8 @@
         <w:t xml:space="preserve">CSW provides technical evidence inputs. The customer’s qualified assessor, auditor, certifying body, or regulator determines compliance status. Validate all framework-topic mappings, control IDs, paragraph references, and section numbers in this report against the current official framework text. If the customer is being assessed against a version other than the one referenced in the framework version note above, revalidate before use.</w:t>
       </w:r>
     </w:p>
-    <w:bookmarkEnd w:id="20"/>
-    <w:bookmarkStart w:id="21" w:name="disclaimer"/>
+    <w:bookmarkEnd w:id="21"/>
+    <w:bookmarkStart w:id="22" w:name="disclaimer"/>
     <w:p>
       <w:pPr>
         <w:pStyle w:val="Heading2"/>
@@ -1312,8 +1564,8 @@
         <w:t xml:space="preserve">This report is for informational and planning purposes. It is not legal, regulatory, audit, or certification advice. Validate all mappings against the current official framework text, the customer’s environment, and qualified compliance, legal, and audit professionals.</w:t>
       </w:r>
     </w:p>
-    <w:bookmarkEnd w:id="21"/>
     <w:bookmarkEnd w:id="22"/>
+    <w:bookmarkEnd w:id="23"/>
     <w:sectPr>
       <w:footnotePr>
         <w:numRestart w:val="eachSect"/>

--- a/HITRUST-CSF/CSW-HITRUST-Compliance-Report.docx
+++ b/HITRUST-CSF/CSW-HITRUST-Compliance-Report.docx
@@ -150,13 +150,13 @@
         <w:t xml:space="preserve"> </w:t>
       </w:r>
       <w:r>
-        <w:t xml:space="preserve">they produce. The technical runbook (</w:t>
+        <w:t xml:space="preserve">they produce. The reference design (</w:t>
       </w:r>
       <w:r>
         <w:rPr>
           <w:rStyle w:val="VerbatimChar"/>
         </w:rPr>
-        <w:t xml:space="preserve">CSW-HITRUST-Technical-Runbook.md</w:t>
+        <w:t xml:space="preserve">CSW-HITRUST-Technical-Reference design.md</w:t>
       </w:r>
       <w:r>
         <w:t xml:space="preserve">) in this folder contains the deeper engineering detail.</w:t>
